--- a/docs/会悟智能会议语音认知系统实验报告.docx
+++ b/docs/会悟智能会议语音认知系统实验报告.docx
@@ -144,7 +144,7 @@
           <w:color w:val="6B6880"/>
           <w:sz w:val="21"/>
         </w:rPr>
-        <w:t>版本：agent/local-qwen3-asr @ 0eb2807</w:t>
+        <w:t>版本：会悟 v3.0  |  分支：agent/local-qwen3-asr</w:t>
       </w:r>
     </w:p>
     <w:p>
@@ -176,8 +176,8 @@
     </w:p>
     <w:p>
       <w:pPr>
-        <w:spacing w:before="0" w:after="120" w:line="264" w:lineRule="auto"/>
-        <w:jc w:val="left"/>
+        <w:spacing w:before="0" w:after="160" w:line="320" w:lineRule="auto"/>
+        <w:jc w:val="both"/>
       </w:pPr>
       <w:r>
         <w:rPr>
@@ -185,13 +185,13 @@
           <w:color w:val="231942"/>
           <w:sz w:val="21"/>
         </w:rPr>
-        <w:t>本实验围绕“会悟”智能会议语音认知系统展开，目标是验证从浏览器采集、实时语音识别、完整录音最终转写、说话人分析、文本增强到会议记录与大模型摘要的端到端工作流。系统采用双阶段 ASR：实时阶段固定使用本地 X-ASR 流式模型获取低延迟反馈；录音停止或文件上传后，最终阶段按设置切换 X-ASR 或本地 Qwen3-ASR，并以最终结果替换实时预览。该设计把交互时延与最终质量解耦，是当前产品最重要的工程创新。</w:t>
+        <w:t>本实验围绕正式产品“会悟”展开，验证从会议预约、浏览器采集、实时语音识别、完整录音最终转写、说话人分析、文本增强，到记录检索与大模型摘要的端到端流程。产品采用双阶段 ASR：X-ASR 负责低延迟会中反馈；文件上传或录音停止后，系统按设置使用 X-ASR 或本地 Qwen3-ASR 生成 canonical final transcript，并以最终稿替换实时预览。</w:t>
       </w:r>
     </w:p>
     <w:p>
       <w:pPr>
-        <w:spacing w:before="0" w:after="120" w:line="264" w:lineRule="auto"/>
-        <w:jc w:val="left"/>
+        <w:spacing w:before="0" w:after="160" w:line="320" w:lineRule="auto"/>
+        <w:jc w:val="both"/>
       </w:pPr>
       <w:r>
         <w:rPr>
@@ -199,7 +199,7 @@
           <w:color w:val="231942"/>
           <w:sz w:val="21"/>
         </w:rPr>
-        <w:t>实验在 Windows 本机、RTX 4060 Laptop GPU 环境完成。当前分支已通过 112 项后端测试和 12 组前端测试；本地 Qwen3-ASR 1.7B 模型在 CUDA 上完成真实 WAV 上传转写，接口返回 engine=Qwen3-ASR、provider_fallback=false。报告同时说明了当前尚未完成统一 WER/RTF 基准，因此对识别精度只给出功能性验证，不作超出证据的量化结论。</w:t>
+        <w:t>实验在 Windows 本机与 NVIDIA RTX 4060 Laptop GPU 环境完成。当前代码基线已通过 116 项后端测试和 12 组前端测试；本地 Qwen3-ASR 1.7B 模型已在 CUDA 上完成真实 WAV 上传转写，并验证 selected_provider、effective_provider 与 provider_fallback 状态。当前证据属于功能性验证，尚未建立覆盖噪声、口音、长会和多人重叠的统一 CER/WER、RTF 基准，因此报告不作超出证据的精度承诺。</w:t>
       </w:r>
     </w:p>
     <w:tbl>
@@ -253,7 +253,7 @@
                 <w:color w:val="231942"/>
                 <w:sz w:val="21"/>
               </w:rPr>
-              <w:t>会议语音识别；X-ASR；Qwen3-ASR；Silero VAD；说话人日志；实时 WebSocket；大模型摘要；Mermaid 文字图</w:t>
+              <w:t>会悟；会议语音识别；X-ASR；Qwen3-ASR；Silero VAD；说话人日志；会议知识管理；动态摘要</w:t>
             </w:r>
           </w:p>
         </w:tc>
@@ -270,7 +270,21 @@
         <w:keepNext/>
       </w:pPr>
       <w:r>
-        <w:t>1. 实验目标与范围</w:t>
+        <w:t>1. 创作背景与产品思路</w:t>
+      </w:r>
+    </w:p>
+    <w:p>
+      <w:pPr>
+        <w:spacing w:before="0" w:after="160" w:line="320" w:lineRule="auto"/>
+        <w:jc w:val="both"/>
+      </w:pPr>
+      <w:r>
+        <w:rPr>
+          <w:rFonts w:ascii="Calibri" w:hAnsi="Calibri" w:eastAsia="Microsoft YaHei"/>
+          <w:color w:val="231942"/>
+          <w:sz w:val="21"/>
+        </w:rPr>
+        <w:t>会议软件通常在“开会”和“记录”之间存在断层：预约系统知道谁参加、何时开会，却不理解会议内容；转写工具能输出文字，却很少保留可追溯的音频、说话人和任务上下文；摘要工具则可能脱离原始记录，难以核验。会悟的创作思路是把这些环节收束为同一条数据链，让会前、会中和会后的信息都围绕一条会议记录持续演进。</w:t>
       </w:r>
     </w:p>
     <w:p>
@@ -279,7 +293,7 @@
           <w:ilvl w:val="0"/>
           <w:numId w:val="10"/>
         </w:numPr>
-        <w:spacing w:after="160" w:line="280" w:lineRule="auto"/>
+        <w:spacing w:after="80" w:line="290" w:lineRule="auto"/>
       </w:pPr>
       <w:r>
         <w:rPr>
@@ -287,7 +301,7 @@
           <w:color w:val="231942"/>
           <w:sz w:val="21"/>
         </w:rPr>
-        <w:t>验证麦克风音频从浏览器到后端的连续采集、协议封装、VAD 切句和流式识别链路。</w:t>
+        <w:t>会前：用账号、同事关系和共享预约建立参会人与时间上下文。</w:t>
       </w:r>
     </w:p>
     <w:p>
@@ -296,7 +310,7 @@
           <w:ilvl w:val="0"/>
           <w:numId w:val="10"/>
         </w:numPr>
-        <w:spacing w:after="160" w:line="280" w:lineRule="auto"/>
+        <w:spacing w:after="80" w:line="290" w:lineRule="auto"/>
       </w:pPr>
       <w:r>
         <w:rPr>
@@ -304,7 +318,7 @@
           <w:color w:val="231942"/>
           <w:sz w:val="21"/>
         </w:rPr>
-        <w:t>验证最终转写引擎能够在 X-ASR 与 Qwen3-ASR 间切换，并在不可用时显式回退。</w:t>
+        <w:t>会中：以低延迟转写、波形和声量反馈降低记录焦虑，不让重模型阻塞交互。</w:t>
       </w:r>
     </w:p>
     <w:p>
@@ -313,7 +327,7 @@
           <w:ilvl w:val="0"/>
           <w:numId w:val="10"/>
         </w:numPr>
-        <w:spacing w:after="160" w:line="280" w:lineRule="auto"/>
+        <w:spacing w:after="80" w:line="290" w:lineRule="auto"/>
       </w:pPr>
       <w:r>
         <w:rPr>
@@ -321,7 +335,7 @@
           <w:color w:val="231942"/>
           <w:sz w:val="21"/>
         </w:rPr>
-        <w:t>验证上传、实时录音、说话人分析、热词修正、记录持久化和摘要生成能够组成同一产品工作流。</w:t>
+        <w:t>会后：以完整 WAV 为事实来源，重新生成最终稿、说话人日志和质量信息。</w:t>
       </w:r>
     </w:p>
     <w:p>
@@ -330,7 +344,7 @@
           <w:ilvl w:val="0"/>
           <w:numId w:val="10"/>
         </w:numPr>
-        <w:spacing w:after="160" w:line="280" w:lineRule="auto"/>
+        <w:spacing w:after="80" w:line="290" w:lineRule="auto"/>
       </w:pPr>
       <w:r>
         <w:rPr>
@@ -338,8 +352,87 @@
           <w:color w:val="231942"/>
           <w:sz w:val="21"/>
         </w:rPr>
-        <w:t>总结产品卖点、创新设计、实现过程中的重难点及当前限制。</w:t>
+        <w:t>沉淀：把分段音频、文本、说话人、预约关系与摘要保存为可检索会议资产。</w:t>
       </w:r>
+    </w:p>
+    <w:p>
+      <w:pPr>
+        <w:numPr>
+          <w:ilvl w:val="0"/>
+          <w:numId w:val="10"/>
+        </w:numPr>
+        <w:spacing w:after="80" w:line="290" w:lineRule="auto"/>
+      </w:pPr>
+      <w:r>
+        <w:rPr>
+          <w:rFonts w:ascii="Calibri" w:hAnsi="Calibri" w:eastAsia="Microsoft YaHei"/>
+          <w:color w:val="231942"/>
+          <w:sz w:val="21"/>
+        </w:rPr>
+        <w:t>扩展：以本地优先语音链路和 OpenAI-compatible 文字模型接口适配不同部署条件。</w:t>
+      </w:r>
+    </w:p>
+    <w:tbl>
+      <w:tblPr>
+        <w:tblW w:type="dxa" w:w="9360"/>
+        <w:jc w:val="left"/>
+        <w:tblLayout w:type="fixed"/>
+        <w:tblLook w:firstColumn="1" w:firstRow="1" w:lastColumn="0" w:lastRow="0" w:noHBand="0" w:noVBand="1" w:val="04A0"/>
+        <w:tblInd w:w="120" w:type="dxa"/>
+        <w:tblBorders>
+          <w:top w:val="single" w:sz="8" w:space="0" w:color="DED5FF"/>
+          <w:left w:val="single" w:sz="8" w:space="0" w:color="DED5FF"/>
+          <w:bottom w:val="single" w:sz="8" w:space="0" w:color="DED5FF"/>
+          <w:right w:val="single" w:sz="8" w:space="0" w:color="DED5FF"/>
+          <w:insideH w:val="single" w:sz="8" w:space="0" w:color="DED5FF"/>
+          <w:insideV w:val="single" w:sz="8" w:space="0" w:color="DED5FF"/>
+        </w:tblBorders>
+      </w:tblPr>
+      <w:tblGrid>
+        <w:gridCol w:w="9360"/>
+      </w:tblGrid>
+      <w:tr>
+        <w:tc>
+          <w:tcPr>
+            <w:tcW w:type="dxa" w:w="9360"/>
+            <w:tcMar>
+              <w:top w:w="80" w:type="dxa"/>
+              <w:start w:w="120" w:type="dxa"/>
+              <w:bottom w:w="80" w:type="dxa"/>
+              <w:end w:w="120" w:type="dxa"/>
+            </w:tcMar>
+            <w:vAlign w:val="center"/>
+            <w:shd w:fill="F2EEFF"/>
+          </w:tcPr>
+          <w:p>
+            <w:pPr>
+              <w:spacing w:after="40" w:line="264" w:lineRule="auto"/>
+            </w:pPr>
+            <w:r>
+              <w:rPr>
+                <w:rFonts w:ascii="Calibri" w:hAnsi="Calibri" w:eastAsia="Microsoft YaHei"/>
+                <w:b/>
+                <w:color w:val="6546E8"/>
+                <w:sz w:val="21"/>
+              </w:rPr>
+              <w:t xml:space="preserve">产品命名  </w:t>
+            </w:r>
+            <w:r>
+              <w:rPr>
+                <w:rFonts w:ascii="Calibri" w:hAnsi="Calibri" w:eastAsia="Microsoft YaHei"/>
+                <w:color w:val="231942"/>
+                <w:sz w:val="21"/>
+              </w:rPr>
+              <w:t>“会悟”是正式产品名，寓意不仅记录会议，更理解会议。仓库中的 DITING_*、diting.db、diting.log 和 DiTing* 等仅为历史兼容标识，用于保护已有配置与数据。</w:t>
+            </w:r>
+          </w:p>
+        </w:tc>
+      </w:tr>
+    </w:tbl>
+    <w:p>
+      <w:pPr>
+        <w:spacing w:after="40"/>
+      </w:pPr>
     </w:p>
     <w:p>
       <w:pPr>
@@ -347,7 +440,680 @@
         <w:keepNext/>
       </w:pPr>
       <w:r>
-        <w:t>2. 实验环境与版本</w:t>
+        <w:t>2. 产品定位与应用场景</w:t>
+      </w:r>
+    </w:p>
+    <w:tbl>
+      <w:tblPr>
+        <w:tblW w:type="dxa" w:w="9360"/>
+        <w:tblLayout w:type="fixed"/>
+        <w:tblLook w:firstColumn="1" w:firstRow="1" w:lastColumn="0" w:lastRow="0" w:noHBand="0" w:noVBand="1" w:val="04A0"/>
+        <w:jc w:val="left"/>
+        <w:tblInd w:w="120" w:type="dxa"/>
+        <w:tblBorders>
+          <w:top w:val="single" w:sz="6" w:space="0" w:color="D7D3E3"/>
+          <w:left w:val="single" w:sz="6" w:space="0" w:color="D7D3E3"/>
+          <w:bottom w:val="single" w:sz="6" w:space="0" w:color="D7D3E3"/>
+          <w:right w:val="single" w:sz="6" w:space="0" w:color="D7D3E3"/>
+          <w:insideH w:val="single" w:sz="6" w:space="0" w:color="D7D3E3"/>
+          <w:insideV w:val="single" w:sz="6" w:space="0" w:color="D7D3E3"/>
+        </w:tblBorders>
+      </w:tblPr>
+      <w:tblGrid>
+        <w:gridCol w:w="1800"/>
+        <w:gridCol w:w="3300"/>
+        <w:gridCol w:w="4260"/>
+      </w:tblGrid>
+      <w:tr>
+        <w:trPr>
+          <w:tblHeader w:val="true"/>
+        </w:trPr>
+        <w:tc>
+          <w:tcPr>
+            <w:tcW w:type="dxa" w:w="1800"/>
+            <w:tcMar>
+              <w:top w:w="80" w:type="dxa"/>
+              <w:start w:w="120" w:type="dxa"/>
+              <w:bottom w:w="80" w:type="dxa"/>
+              <w:end w:w="120" w:type="dxa"/>
+            </w:tcMar>
+            <w:vAlign w:val="center"/>
+            <w:shd w:fill="F2F4F7"/>
+          </w:tcPr>
+          <w:p>
+            <w:pPr>
+              <w:spacing w:after="0"/>
+              <w:jc w:val="center"/>
+            </w:pPr>
+            <w:r>
+              <w:rPr>
+                <w:rFonts w:ascii="Calibri" w:hAnsi="Calibri" w:eastAsia="Microsoft YaHei"/>
+                <w:b/>
+                <w:color w:val="34206E"/>
+                <w:sz w:val="17"/>
+              </w:rPr>
+              <w:t>场景</w:t>
+            </w:r>
+          </w:p>
+        </w:tc>
+        <w:tc>
+          <w:tcPr>
+            <w:tcW w:type="dxa" w:w="3300"/>
+            <w:tcMar>
+              <w:top w:w="80" w:type="dxa"/>
+              <w:start w:w="120" w:type="dxa"/>
+              <w:bottom w:w="80" w:type="dxa"/>
+              <w:end w:w="120" w:type="dxa"/>
+            </w:tcMar>
+            <w:vAlign w:val="center"/>
+            <w:shd w:fill="F2F4F7"/>
+          </w:tcPr>
+          <w:p>
+            <w:pPr>
+              <w:spacing w:after="0"/>
+              <w:jc w:val="center"/>
+            </w:pPr>
+            <w:r>
+              <w:rPr>
+                <w:rFonts w:ascii="Calibri" w:hAnsi="Calibri" w:eastAsia="Microsoft YaHei"/>
+                <w:b/>
+                <w:color w:val="34206E"/>
+                <w:sz w:val="17"/>
+              </w:rPr>
+              <w:t>典型需求</w:t>
+            </w:r>
+          </w:p>
+        </w:tc>
+        <w:tc>
+          <w:tcPr>
+            <w:tcW w:type="dxa" w:w="4260"/>
+            <w:tcMar>
+              <w:top w:w="80" w:type="dxa"/>
+              <w:start w:w="120" w:type="dxa"/>
+              <w:bottom w:w="80" w:type="dxa"/>
+              <w:end w:w="120" w:type="dxa"/>
+            </w:tcMar>
+            <w:vAlign w:val="center"/>
+            <w:shd w:fill="F2F4F7"/>
+          </w:tcPr>
+          <w:p>
+            <w:pPr>
+              <w:spacing w:after="0"/>
+              <w:jc w:val="center"/>
+            </w:pPr>
+            <w:r>
+              <w:rPr>
+                <w:rFonts w:ascii="Calibri" w:hAnsi="Calibri" w:eastAsia="Microsoft YaHei"/>
+                <w:b/>
+                <w:color w:val="34206E"/>
+                <w:sz w:val="17"/>
+              </w:rPr>
+              <w:t>会悟提供的价值</w:t>
+            </w:r>
+          </w:p>
+        </w:tc>
+      </w:tr>
+      <w:tr>
+        <w:tc>
+          <w:tcPr>
+            <w:tcW w:type="dxa" w:w="1800"/>
+            <w:tcMar>
+              <w:top w:w="80" w:type="dxa"/>
+              <w:start w:w="120" w:type="dxa"/>
+              <w:bottom w:w="80" w:type="dxa"/>
+              <w:end w:w="120" w:type="dxa"/>
+            </w:tcMar>
+            <w:vAlign w:val="center"/>
+          </w:tcPr>
+          <w:p>
+            <w:pPr>
+              <w:spacing w:after="0" w:line="259" w:lineRule="auto"/>
+              <w:jc w:val="center"/>
+            </w:pPr>
+            <w:r>
+              <w:rPr>
+                <w:rFonts w:ascii="Calibri" w:hAnsi="Calibri" w:eastAsia="Microsoft YaHei"/>
+                <w:color w:val="231942"/>
+                <w:sz w:val="17"/>
+              </w:rPr>
+              <w:t>项目例会</w:t>
+            </w:r>
+          </w:p>
+        </w:tc>
+        <w:tc>
+          <w:tcPr>
+            <w:tcW w:type="dxa" w:w="3300"/>
+            <w:tcMar>
+              <w:top w:w="80" w:type="dxa"/>
+              <w:start w:w="120" w:type="dxa"/>
+              <w:bottom w:w="80" w:type="dxa"/>
+              <w:end w:w="120" w:type="dxa"/>
+            </w:tcMar>
+            <w:vAlign w:val="center"/>
+          </w:tcPr>
+          <w:p>
+            <w:pPr>
+              <w:spacing w:after="0" w:line="259" w:lineRule="auto"/>
+              <w:jc w:val="left"/>
+            </w:pPr>
+            <w:r>
+              <w:rPr>
+                <w:rFonts w:ascii="Calibri" w:hAnsi="Calibri" w:eastAsia="Microsoft YaHei"/>
+                <w:color w:val="231942"/>
+                <w:sz w:val="17"/>
+              </w:rPr>
+              <w:t>追踪决策、责任人和风险</w:t>
+            </w:r>
+          </w:p>
+        </w:tc>
+        <w:tc>
+          <w:tcPr>
+            <w:tcW w:type="dxa" w:w="4260"/>
+            <w:tcMar>
+              <w:top w:w="80" w:type="dxa"/>
+              <w:start w:w="120" w:type="dxa"/>
+              <w:bottom w:w="80" w:type="dxa"/>
+              <w:end w:w="120" w:type="dxa"/>
+            </w:tcMar>
+            <w:vAlign w:val="center"/>
+          </w:tcPr>
+          <w:p>
+            <w:pPr>
+              <w:spacing w:after="0" w:line="259" w:lineRule="auto"/>
+              <w:jc w:val="left"/>
+            </w:pPr>
+            <w:r>
+              <w:rPr>
+                <w:rFonts w:ascii="Calibri" w:hAnsi="Calibri" w:eastAsia="Microsoft YaHei"/>
+                <w:color w:val="231942"/>
+                <w:sz w:val="17"/>
+              </w:rPr>
+              <w:t>转写关联预约，动态摘要提取可执行信息</w:t>
+            </w:r>
+          </w:p>
+        </w:tc>
+      </w:tr>
+      <w:tr>
+        <w:tc>
+          <w:tcPr>
+            <w:tcW w:type="dxa" w:w="1800"/>
+            <w:tcMar>
+              <w:top w:w="80" w:type="dxa"/>
+              <w:start w:w="120" w:type="dxa"/>
+              <w:bottom w:w="80" w:type="dxa"/>
+              <w:end w:w="120" w:type="dxa"/>
+            </w:tcMar>
+            <w:vAlign w:val="center"/>
+          </w:tcPr>
+          <w:p>
+            <w:pPr>
+              <w:spacing w:after="0" w:line="259" w:lineRule="auto"/>
+              <w:jc w:val="center"/>
+            </w:pPr>
+            <w:r>
+              <w:rPr>
+                <w:rFonts w:ascii="Calibri" w:hAnsi="Calibri" w:eastAsia="Microsoft YaHei"/>
+                <w:color w:val="231942"/>
+                <w:sz w:val="17"/>
+              </w:rPr>
+              <w:t>需求评审</w:t>
+            </w:r>
+          </w:p>
+        </w:tc>
+        <w:tc>
+          <w:tcPr>
+            <w:tcW w:type="dxa" w:w="3300"/>
+            <w:tcMar>
+              <w:top w:w="80" w:type="dxa"/>
+              <w:start w:w="120" w:type="dxa"/>
+              <w:bottom w:w="80" w:type="dxa"/>
+              <w:end w:w="120" w:type="dxa"/>
+            </w:tcMar>
+            <w:vAlign w:val="center"/>
+          </w:tcPr>
+          <w:p>
+            <w:pPr>
+              <w:spacing w:after="0" w:line="259" w:lineRule="auto"/>
+              <w:jc w:val="left"/>
+            </w:pPr>
+            <w:r>
+              <w:rPr>
+                <w:rFonts w:ascii="Calibri" w:hAnsi="Calibri" w:eastAsia="Microsoft YaHei"/>
+                <w:color w:val="231942"/>
+                <w:sz w:val="17"/>
+              </w:rPr>
+              <w:t>保留争议、数据口径和变更依据</w:t>
+            </w:r>
+          </w:p>
+        </w:tc>
+        <w:tc>
+          <w:tcPr>
+            <w:tcW w:type="dxa" w:w="4260"/>
+            <w:tcMar>
+              <w:top w:w="80" w:type="dxa"/>
+              <w:start w:w="120" w:type="dxa"/>
+              <w:bottom w:w="80" w:type="dxa"/>
+              <w:end w:w="120" w:type="dxa"/>
+            </w:tcMar>
+            <w:vAlign w:val="center"/>
+          </w:tcPr>
+          <w:p>
+            <w:pPr>
+              <w:spacing w:after="0" w:line="259" w:lineRule="auto"/>
+              <w:jc w:val="left"/>
+            </w:pPr>
+            <w:r>
+              <w:rPr>
+                <w:rFonts w:ascii="Calibri" w:hAnsi="Calibri" w:eastAsia="Microsoft YaHei"/>
+                <w:color w:val="231942"/>
+                <w:sz w:val="17"/>
+              </w:rPr>
+              <w:t>分段音频与文本互证，逻辑标记辅助复核</w:t>
+            </w:r>
+          </w:p>
+        </w:tc>
+      </w:tr>
+      <w:tr>
+        <w:tc>
+          <w:tcPr>
+            <w:tcW w:type="dxa" w:w="1800"/>
+            <w:tcMar>
+              <w:top w:w="80" w:type="dxa"/>
+              <w:start w:w="120" w:type="dxa"/>
+              <w:bottom w:w="80" w:type="dxa"/>
+              <w:end w:w="120" w:type="dxa"/>
+            </w:tcMar>
+            <w:vAlign w:val="center"/>
+          </w:tcPr>
+          <w:p>
+            <w:pPr>
+              <w:spacing w:after="0" w:line="259" w:lineRule="auto"/>
+              <w:jc w:val="center"/>
+            </w:pPr>
+            <w:r>
+              <w:rPr>
+                <w:rFonts w:ascii="Calibri" w:hAnsi="Calibri" w:eastAsia="Microsoft YaHei"/>
+                <w:color w:val="231942"/>
+                <w:sz w:val="17"/>
+              </w:rPr>
+              <w:t>课程研讨</w:t>
+            </w:r>
+          </w:p>
+        </w:tc>
+        <w:tc>
+          <w:tcPr>
+            <w:tcW w:type="dxa" w:w="3300"/>
+            <w:tcMar>
+              <w:top w:w="80" w:type="dxa"/>
+              <w:start w:w="120" w:type="dxa"/>
+              <w:bottom w:w="80" w:type="dxa"/>
+              <w:end w:w="120" w:type="dxa"/>
+            </w:tcMar>
+            <w:vAlign w:val="center"/>
+          </w:tcPr>
+          <w:p>
+            <w:pPr>
+              <w:spacing w:after="0" w:line="259" w:lineRule="auto"/>
+              <w:jc w:val="left"/>
+            </w:pPr>
+            <w:r>
+              <w:rPr>
+                <w:rFonts w:ascii="Calibri" w:hAnsi="Calibri" w:eastAsia="Microsoft YaHei"/>
+                <w:color w:val="231942"/>
+                <w:sz w:val="17"/>
+              </w:rPr>
+              <w:t>多人讨论、术语密集、课后复习</w:t>
+            </w:r>
+          </w:p>
+        </w:tc>
+        <w:tc>
+          <w:tcPr>
+            <w:tcW w:type="dxa" w:w="4260"/>
+            <w:tcMar>
+              <w:top w:w="80" w:type="dxa"/>
+              <w:start w:w="120" w:type="dxa"/>
+              <w:bottom w:w="80" w:type="dxa"/>
+              <w:end w:w="120" w:type="dxa"/>
+            </w:tcMar>
+            <w:vAlign w:val="center"/>
+          </w:tcPr>
+          <w:p>
+            <w:pPr>
+              <w:spacing w:after="0" w:line="259" w:lineRule="auto"/>
+              <w:jc w:val="left"/>
+            </w:pPr>
+            <w:r>
+              <w:rPr>
+                <w:rFonts w:ascii="Calibri" w:hAnsi="Calibri" w:eastAsia="Microsoft YaHei"/>
+                <w:color w:val="231942"/>
+                <w:sz w:val="17"/>
+              </w:rPr>
+              <w:t>热词、说话人日志、检索和片段回听</w:t>
+            </w:r>
+          </w:p>
+        </w:tc>
+      </w:tr>
+      <w:tr>
+        <w:tc>
+          <w:tcPr>
+            <w:tcW w:type="dxa" w:w="1800"/>
+            <w:tcMar>
+              <w:top w:w="80" w:type="dxa"/>
+              <w:start w:w="120" w:type="dxa"/>
+              <w:bottom w:w="80" w:type="dxa"/>
+              <w:end w:w="120" w:type="dxa"/>
+            </w:tcMar>
+            <w:vAlign w:val="center"/>
+          </w:tcPr>
+          <w:p>
+            <w:pPr>
+              <w:spacing w:after="0" w:line="259" w:lineRule="auto"/>
+              <w:jc w:val="center"/>
+            </w:pPr>
+            <w:r>
+              <w:rPr>
+                <w:rFonts w:ascii="Calibri" w:hAnsi="Calibri" w:eastAsia="Microsoft YaHei"/>
+                <w:color w:val="231942"/>
+                <w:sz w:val="17"/>
+              </w:rPr>
+              <w:t>访谈调研</w:t>
+            </w:r>
+          </w:p>
+        </w:tc>
+        <w:tc>
+          <w:tcPr>
+            <w:tcW w:type="dxa" w:w="3300"/>
+            <w:tcMar>
+              <w:top w:w="80" w:type="dxa"/>
+              <w:start w:w="120" w:type="dxa"/>
+              <w:bottom w:w="80" w:type="dxa"/>
+              <w:end w:w="120" w:type="dxa"/>
+            </w:tcMar>
+            <w:vAlign w:val="center"/>
+          </w:tcPr>
+          <w:p>
+            <w:pPr>
+              <w:spacing w:after="0" w:line="259" w:lineRule="auto"/>
+              <w:jc w:val="left"/>
+            </w:pPr>
+            <w:r>
+              <w:rPr>
+                <w:rFonts w:ascii="Calibri" w:hAnsi="Calibri" w:eastAsia="Microsoft YaHei"/>
+                <w:color w:val="231942"/>
+                <w:sz w:val="17"/>
+              </w:rPr>
+              <w:t>长录音、角色区分和主题归纳</w:t>
+            </w:r>
+          </w:p>
+        </w:tc>
+        <w:tc>
+          <w:tcPr>
+            <w:tcW w:type="dxa" w:w="4260"/>
+            <w:tcMar>
+              <w:top w:w="80" w:type="dxa"/>
+              <w:start w:w="120" w:type="dxa"/>
+              <w:bottom w:w="80" w:type="dxa"/>
+              <w:end w:w="120" w:type="dxa"/>
+            </w:tcMar>
+            <w:vAlign w:val="center"/>
+          </w:tcPr>
+          <w:p>
+            <w:pPr>
+              <w:spacing w:after="0" w:line="259" w:lineRule="auto"/>
+              <w:jc w:val="left"/>
+            </w:pPr>
+            <w:r>
+              <w:rPr>
+                <w:rFonts w:ascii="Calibri" w:hAnsi="Calibri" w:eastAsia="Microsoft YaHei"/>
+                <w:color w:val="231942"/>
+                <w:sz w:val="17"/>
+              </w:rPr>
+              <w:t>长音频分块、说话人对齐和结构化摘要</w:t>
+            </w:r>
+          </w:p>
+        </w:tc>
+      </w:tr>
+      <w:tr>
+        <w:tc>
+          <w:tcPr>
+            <w:tcW w:type="dxa" w:w="1800"/>
+            <w:tcMar>
+              <w:top w:w="80" w:type="dxa"/>
+              <w:start w:w="120" w:type="dxa"/>
+              <w:bottom w:w="80" w:type="dxa"/>
+              <w:end w:w="120" w:type="dxa"/>
+            </w:tcMar>
+            <w:vAlign w:val="center"/>
+          </w:tcPr>
+          <w:p>
+            <w:pPr>
+              <w:spacing w:after="0" w:line="259" w:lineRule="auto"/>
+              <w:jc w:val="center"/>
+            </w:pPr>
+            <w:r>
+              <w:rPr>
+                <w:rFonts w:ascii="Calibri" w:hAnsi="Calibri" w:eastAsia="Microsoft YaHei"/>
+                <w:color w:val="231942"/>
+                <w:sz w:val="17"/>
+              </w:rPr>
+              <w:t>政企内网</w:t>
+            </w:r>
+          </w:p>
+        </w:tc>
+        <w:tc>
+          <w:tcPr>
+            <w:tcW w:type="dxa" w:w="3300"/>
+            <w:tcMar>
+              <w:top w:w="80" w:type="dxa"/>
+              <w:start w:w="120" w:type="dxa"/>
+              <w:bottom w:w="80" w:type="dxa"/>
+              <w:end w:w="120" w:type="dxa"/>
+            </w:tcMar>
+            <w:vAlign w:val="center"/>
+          </w:tcPr>
+          <w:p>
+            <w:pPr>
+              <w:spacing w:after="0" w:line="259" w:lineRule="auto"/>
+              <w:jc w:val="left"/>
+            </w:pPr>
+            <w:r>
+              <w:rPr>
+                <w:rFonts w:ascii="Calibri" w:hAnsi="Calibri" w:eastAsia="Microsoft YaHei"/>
+                <w:color w:val="231942"/>
+                <w:sz w:val="17"/>
+              </w:rPr>
+              <w:t>数据不宜交给云端语音 API</w:t>
+            </w:r>
+          </w:p>
+        </w:tc>
+        <w:tc>
+          <w:tcPr>
+            <w:tcW w:type="dxa" w:w="4260"/>
+            <w:tcMar>
+              <w:top w:w="80" w:type="dxa"/>
+              <w:start w:w="120" w:type="dxa"/>
+              <w:bottom w:w="80" w:type="dxa"/>
+              <w:end w:w="120" w:type="dxa"/>
+            </w:tcMar>
+            <w:vAlign w:val="center"/>
+          </w:tcPr>
+          <w:p>
+            <w:pPr>
+              <w:spacing w:after="0" w:line="259" w:lineRule="auto"/>
+              <w:jc w:val="left"/>
+            </w:pPr>
+            <w:r>
+              <w:rPr>
+                <w:rFonts w:ascii="Calibri" w:hAnsi="Calibri" w:eastAsia="Microsoft YaHei"/>
+                <w:color w:val="231942"/>
+                <w:sz w:val="17"/>
+              </w:rPr>
+              <w:t>X-ASR、Qwen3-ASR 与记录可本地部署</w:t>
+            </w:r>
+          </w:p>
+        </w:tc>
+      </w:tr>
+      <w:tr>
+        <w:tc>
+          <w:tcPr>
+            <w:tcW w:type="dxa" w:w="1800"/>
+            <w:tcMar>
+              <w:top w:w="80" w:type="dxa"/>
+              <w:start w:w="120" w:type="dxa"/>
+              <w:bottom w:w="80" w:type="dxa"/>
+              <w:end w:w="120" w:type="dxa"/>
+            </w:tcMar>
+            <w:vAlign w:val="center"/>
+          </w:tcPr>
+          <w:p>
+            <w:pPr>
+              <w:spacing w:after="0" w:line="259" w:lineRule="auto"/>
+              <w:jc w:val="center"/>
+            </w:pPr>
+            <w:r>
+              <w:rPr>
+                <w:rFonts w:ascii="Calibri" w:hAnsi="Calibri" w:eastAsia="Microsoft YaHei"/>
+                <w:color w:val="231942"/>
+                <w:sz w:val="17"/>
+              </w:rPr>
+              <w:t>远程协作</w:t>
+            </w:r>
+          </w:p>
+        </w:tc>
+        <w:tc>
+          <w:tcPr>
+            <w:tcW w:type="dxa" w:w="3300"/>
+            <w:tcMar>
+              <w:top w:w="80" w:type="dxa"/>
+              <w:start w:w="120" w:type="dxa"/>
+              <w:bottom w:w="80" w:type="dxa"/>
+              <w:end w:w="120" w:type="dxa"/>
+            </w:tcMar>
+            <w:vAlign w:val="center"/>
+          </w:tcPr>
+          <w:p>
+            <w:pPr>
+              <w:spacing w:after="0" w:line="259" w:lineRule="auto"/>
+              <w:jc w:val="left"/>
+            </w:pPr>
+            <w:r>
+              <w:rPr>
+                <w:rFonts w:ascii="Calibri" w:hAnsi="Calibri" w:eastAsia="Microsoft YaHei"/>
+                <w:color w:val="231942"/>
+                <w:sz w:val="17"/>
+              </w:rPr>
+              <w:t>跨时区成员需要快速了解结论</w:t>
+            </w:r>
+          </w:p>
+        </w:tc>
+        <w:tc>
+          <w:tcPr>
+            <w:tcW w:type="dxa" w:w="4260"/>
+            <w:tcMar>
+              <w:top w:w="80" w:type="dxa"/>
+              <w:start w:w="120" w:type="dxa"/>
+              <w:bottom w:w="80" w:type="dxa"/>
+              <w:end w:w="120" w:type="dxa"/>
+            </w:tcMar>
+            <w:vAlign w:val="center"/>
+          </w:tcPr>
+          <w:p>
+            <w:pPr>
+              <w:spacing w:after="0" w:line="259" w:lineRule="auto"/>
+              <w:jc w:val="left"/>
+            </w:pPr>
+            <w:r>
+              <w:rPr>
+                <w:rFonts w:ascii="Calibri" w:hAnsi="Calibri" w:eastAsia="Microsoft YaHei"/>
+                <w:color w:val="231942"/>
+                <w:sz w:val="17"/>
+              </w:rPr>
+              <w:t>可下载摘要、文字流程图和历史记录</w:t>
+            </w:r>
+          </w:p>
+        </w:tc>
+      </w:tr>
+    </w:tbl>
+    <w:p>
+      <w:pPr>
+        <w:spacing w:after="20"/>
+      </w:pPr>
+    </w:p>
+    <w:p>
+      <w:pPr>
+        <w:pStyle w:val="Heading1"/>
+        <w:keepNext/>
+      </w:pPr>
+      <w:r>
+        <w:t>3. 实验目标、环境与范围</w:t>
+      </w:r>
+    </w:p>
+    <w:p>
+      <w:pPr>
+        <w:numPr>
+          <w:ilvl w:val="0"/>
+          <w:numId w:val="10"/>
+        </w:numPr>
+        <w:spacing w:after="80" w:line="290" w:lineRule="auto"/>
+      </w:pPr>
+      <w:r>
+        <w:rPr>
+          <w:rFonts w:ascii="Calibri" w:hAnsi="Calibri" w:eastAsia="Microsoft YaHei"/>
+          <w:color w:val="231942"/>
+          <w:sz w:val="21"/>
+        </w:rPr>
+        <w:t>验证麦克风从浏览器到后端的连续采集、协议封装、VAD 切句和流式识别。</w:t>
+      </w:r>
+    </w:p>
+    <w:p>
+      <w:pPr>
+        <w:numPr>
+          <w:ilvl w:val="0"/>
+          <w:numId w:val="10"/>
+        </w:numPr>
+        <w:spacing w:after="80" w:line="290" w:lineRule="auto"/>
+      </w:pPr>
+      <w:r>
+        <w:rPr>
+          <w:rFonts w:ascii="Calibri" w:hAnsi="Calibri" w:eastAsia="Microsoft YaHei"/>
+          <w:color w:val="231942"/>
+          <w:sz w:val="21"/>
+        </w:rPr>
+        <w:t>验证最终转写引擎在 X-ASR 与 Qwen3-ASR 间切换，并在不可用时显式回退。</w:t>
+      </w:r>
+    </w:p>
+    <w:p>
+      <w:pPr>
+        <w:numPr>
+          <w:ilvl w:val="0"/>
+          <w:numId w:val="10"/>
+        </w:numPr>
+        <w:spacing w:after="80" w:line="290" w:lineRule="auto"/>
+      </w:pPr>
+      <w:r>
+        <w:rPr>
+          <w:rFonts w:ascii="Calibri" w:hAnsi="Calibri" w:eastAsia="Microsoft YaHei"/>
+          <w:color w:val="231942"/>
+          <w:sz w:val="21"/>
+        </w:rPr>
+        <w:t>验证管理、转写、说话人、记录和摘要组成一条可持久化的产品工作流。</w:t>
+      </w:r>
+    </w:p>
+    <w:p>
+      <w:pPr>
+        <w:numPr>
+          <w:ilvl w:val="0"/>
+          <w:numId w:val="10"/>
+        </w:numPr>
+        <w:spacing w:after="80" w:line="290" w:lineRule="auto"/>
+      </w:pPr>
+      <w:r>
+        <w:rPr>
+          <w:rFonts w:ascii="Calibri" w:hAnsi="Calibri" w:eastAsia="Microsoft YaHei"/>
+          <w:color w:val="231942"/>
+          <w:sz w:val="21"/>
+        </w:rPr>
+        <w:t>梳理创新亮点、制作过程、关键难点、证据边界与后续路线。</w:t>
       </w:r>
     </w:p>
     <w:tbl>
@@ -512,7 +1278,7 @@
                 <w:color w:val="231942"/>
                 <w:sz w:val="18"/>
               </w:rPr>
-              <w:t>代码版本</w:t>
+              <w:t>代码分支</w:t>
             </w:r>
           </w:p>
         </w:tc>
@@ -538,7 +1304,7 @@
                 <w:color w:val="231942"/>
                 <w:sz w:val="18"/>
               </w:rPr>
-              <w:t>agent/local-qwen3-asr / 0eb2807</w:t>
+              <w:t>agent/local-qwen3-asr</w:t>
             </w:r>
           </w:p>
         </w:tc>
@@ -564,7 +1330,7 @@
                 <w:color w:val="231942"/>
                 <w:sz w:val="18"/>
               </w:rPr>
-              <w:t>本报告基线</w:t>
+              <w:t>本报告当前分支</w:t>
             </w:r>
           </w:p>
         </w:tc>
@@ -590,7 +1356,7 @@
                 <w:color w:val="231942"/>
                 <w:sz w:val="18"/>
               </w:rPr>
-              <w:t>已提交</w:t>
+              <w:t>已确认</w:t>
             </w:r>
           </w:p>
         </w:tc>
@@ -1042,7 +1808,7 @@
                 <w:color w:val="231942"/>
                 <w:sz w:val="18"/>
               </w:rPr>
-              <w:t>测试</w:t>
+              <w:t>回归基线</w:t>
             </w:r>
           </w:p>
         </w:tc>
@@ -1068,7 +1834,7 @@
                 <w:color w:val="231942"/>
                 <w:sz w:val="18"/>
               </w:rPr>
-              <w:t>后端 112 项；前端 12 组</w:t>
+              <w:t>后端 116 项；前端 12 组</w:t>
             </w:r>
           </w:p>
         </w:tc>
@@ -1094,7 +1860,7 @@
                 <w:color w:val="231942"/>
                 <w:sz w:val="18"/>
               </w:rPr>
-              <w:t>回归与接口契约</w:t>
+              <w:t>接口、状态与页面契约</w:t>
             </w:r>
           </w:p>
         </w:tc>
@@ -1192,7 +1958,7 @@
         <w:keepNext/>
       </w:pPr>
       <w:r>
-        <w:t>3. 当前产品总体工作流</w:t>
+        <w:t>4. 会悟端到端工作流</w:t>
       </w:r>
     </w:p>
     <w:p>
@@ -1201,7 +1967,7 @@
           <w:ilvl w:val="0"/>
           <w:numId w:val="11"/>
         </w:numPr>
-        <w:spacing w:after="160" w:line="280" w:lineRule="auto"/>
+        <w:spacing w:after="80" w:line="290" w:lineRule="auto"/>
       </w:pPr>
       <w:r>
         <w:rPr>
@@ -1218,7 +1984,7 @@
           <w:ilvl w:val="0"/>
           <w:numId w:val="11"/>
         </w:numPr>
-        <w:spacing w:after="160" w:line="280" w:lineRule="auto"/>
+        <w:spacing w:after="80" w:line="290" w:lineRule="auto"/>
       </w:pPr>
       <w:r>
         <w:rPr>
@@ -1235,7 +2001,7 @@
           <w:ilvl w:val="0"/>
           <w:numId w:val="11"/>
         </w:numPr>
-        <w:spacing w:after="160" w:line="280" w:lineRule="auto"/>
+        <w:spacing w:after="80" w:line="290" w:lineRule="auto"/>
       </w:pPr>
       <w:r>
         <w:rPr>
@@ -1252,7 +2018,7 @@
           <w:ilvl w:val="0"/>
           <w:numId w:val="11"/>
         </w:numPr>
-        <w:spacing w:after="160" w:line="280" w:lineRule="auto"/>
+        <w:spacing w:after="80" w:line="290" w:lineRule="auto"/>
       </w:pPr>
       <w:r>
         <w:rPr>
@@ -1269,7 +2035,7 @@
           <w:ilvl w:val="0"/>
           <w:numId w:val="11"/>
         </w:numPr>
-        <w:spacing w:after="160" w:line="280" w:lineRule="auto"/>
+        <w:spacing w:after="80" w:line="290" w:lineRule="auto"/>
       </w:pPr>
       <w:r>
         <w:rPr>
@@ -1286,7 +2052,7 @@
           <w:ilvl w:val="0"/>
           <w:numId w:val="11"/>
         </w:numPr>
-        <w:spacing w:after="160" w:line="280" w:lineRule="auto"/>
+        <w:spacing w:after="80" w:line="290" w:lineRule="auto"/>
       </w:pPr>
       <w:r>
         <w:rPr>
@@ -1303,7 +2069,7 @@
           <w:ilvl w:val="0"/>
           <w:numId w:val="11"/>
         </w:numPr>
-        <w:spacing w:after="160" w:line="280" w:lineRule="auto"/>
+        <w:spacing w:after="80" w:line="290" w:lineRule="auto"/>
       </w:pPr>
       <w:r>
         <w:rPr>
@@ -1375,7 +2141,7 @@
         <w:keepNext/>
       </w:pPr>
       <w:r>
-        <w:t>4. 语音识别流程思路（重点）</w:t>
+        <w:t>5. 语音识别流程思路（重点）</w:t>
       </w:r>
     </w:p>
     <w:p>
@@ -1384,13 +2150,13 @@
         <w:keepNext/>
       </w:pPr>
       <w:r>
-        <w:t>4.1 浏览器采集与连续降采样</w:t>
+        <w:t>5.1 浏览器采集与连续降采样</w:t>
       </w:r>
     </w:p>
     <w:p>
       <w:pPr>
-        <w:spacing w:before="0" w:after="120" w:line="264" w:lineRule="auto"/>
-        <w:jc w:val="left"/>
+        <w:spacing w:before="0" w:after="160" w:line="320" w:lineRule="auto"/>
+        <w:jc w:val="both"/>
       </w:pPr>
       <w:r>
         <w:rPr>
@@ -1407,13 +2173,13 @@
         <w:keepNext/>
       </w:pPr>
       <w:r>
-        <w:t>4.2 DTP2 实时协议与会话边界</w:t>
+        <w:t>5.2 DTP2 实时协议与会话边界</w:t>
       </w:r>
     </w:p>
     <w:p>
       <w:pPr>
-        <w:spacing w:before="0" w:after="120" w:line="264" w:lineRule="auto"/>
-        <w:jc w:val="left"/>
+        <w:spacing w:before="0" w:after="160" w:line="320" w:lineRule="auto"/>
+        <w:jc w:val="both"/>
       </w:pPr>
       <w:r>
         <w:rPr>
@@ -1430,13 +2196,13 @@
         <w:keepNext/>
       </w:pPr>
       <w:r>
-        <w:t>4.3 Silero VAD 与实时 X-ASR</w:t>
+        <w:t>5.3 Silero VAD 与实时 X-ASR</w:t>
       </w:r>
     </w:p>
     <w:p>
       <w:pPr>
-        <w:spacing w:before="0" w:after="120" w:line="264" w:lineRule="auto"/>
-        <w:jc w:val="left"/>
+        <w:spacing w:before="0" w:after="160" w:line="320" w:lineRule="auto"/>
+        <w:jc w:val="both"/>
       </w:pPr>
       <w:r>
         <w:rPr>
@@ -1453,13 +2219,13 @@
         <w:keepNext/>
       </w:pPr>
       <w:r>
-        <w:t>4.4 完整录音与 canonical 最终转写</w:t>
+        <w:t>5.4 完整录音与 canonical 最终转写</w:t>
       </w:r>
     </w:p>
     <w:p>
       <w:pPr>
-        <w:spacing w:before="0" w:after="120" w:line="264" w:lineRule="auto"/>
-        <w:jc w:val="left"/>
+        <w:spacing w:before="0" w:after="160" w:line="320" w:lineRule="auto"/>
+        <w:jc w:val="both"/>
       </w:pPr>
       <w:r>
         <w:rPr>
@@ -1476,13 +2242,13 @@
         <w:keepNext/>
       </w:pPr>
       <w:r>
-        <w:t>4.5 Qwen3-ASR 的角色与切换边界</w:t>
+        <w:t>5.5 Qwen3-ASR 的角色与切换边界</w:t>
       </w:r>
     </w:p>
     <w:p>
       <w:pPr>
-        <w:spacing w:before="0" w:after="120" w:line="264" w:lineRule="auto"/>
-        <w:jc w:val="left"/>
+        <w:spacing w:before="0" w:after="160" w:line="320" w:lineRule="auto"/>
+        <w:jc w:val="both"/>
       </w:pPr>
       <w:r>
         <w:rPr>
@@ -1561,13 +2327,13 @@
         <w:keepNext/>
       </w:pPr>
       <w:r>
-        <w:t>4.6 统一时间轴、说话人分析与文本增强</w:t>
+        <w:t>5.6 统一时间轴、说话人分析与文本增强</w:t>
       </w:r>
     </w:p>
     <w:p>
       <w:pPr>
-        <w:spacing w:before="0" w:after="120" w:line="264" w:lineRule="auto"/>
-        <w:jc w:val="left"/>
+        <w:spacing w:before="0" w:after="160" w:line="320" w:lineRule="auto"/>
+        <w:jc w:val="both"/>
       </w:pPr>
       <w:r>
         <w:rPr>
@@ -1584,13 +2350,13 @@
         <w:keepNext/>
       </w:pPr>
       <w:r>
-        <w:t>5. 产品主要卖点与创新点</w:t>
+        <w:t>6. 产品卖点与创新亮点</w:t>
       </w:r>
     </w:p>
     <w:p>
       <w:pPr>
-        <w:spacing w:before="0" w:after="120" w:line="264" w:lineRule="auto"/>
-        <w:jc w:val="left"/>
+        <w:spacing w:before="0" w:after="160" w:line="320" w:lineRule="auto"/>
+        <w:jc w:val="both"/>
       </w:pPr>
       <w:r>
         <w:rPr>
@@ -1612,8 +2378,8 @@
     </w:p>
     <w:p>
       <w:pPr>
-        <w:spacing w:before="0" w:after="120" w:line="264" w:lineRule="auto"/>
-        <w:jc w:val="left"/>
+        <w:spacing w:before="0" w:after="160" w:line="320" w:lineRule="auto"/>
+        <w:jc w:val="both"/>
       </w:pPr>
       <w:r>
         <w:rPr>
@@ -1635,8 +2401,8 @@
     </w:p>
     <w:p>
       <w:pPr>
-        <w:spacing w:before="0" w:after="120" w:line="264" w:lineRule="auto"/>
-        <w:jc w:val="left"/>
+        <w:spacing w:before="0" w:after="160" w:line="320" w:lineRule="auto"/>
+        <w:jc w:val="both"/>
       </w:pPr>
       <w:r>
         <w:rPr>
@@ -1658,8 +2424,8 @@
     </w:p>
     <w:p>
       <w:pPr>
-        <w:spacing w:before="0" w:after="120" w:line="264" w:lineRule="auto"/>
-        <w:jc w:val="left"/>
+        <w:spacing w:before="0" w:after="160" w:line="320" w:lineRule="auto"/>
+        <w:jc w:val="both"/>
       </w:pPr>
       <w:r>
         <w:rPr>
@@ -1681,8 +2447,8 @@
     </w:p>
     <w:p>
       <w:pPr>
-        <w:spacing w:before="0" w:after="120" w:line="264" w:lineRule="auto"/>
-        <w:jc w:val="left"/>
+        <w:spacing w:before="0" w:after="160" w:line="320" w:lineRule="auto"/>
+        <w:jc w:val="both"/>
       </w:pPr>
       <w:r>
         <w:rPr>
@@ -1704,8 +2470,8 @@
     </w:p>
     <w:p>
       <w:pPr>
-        <w:spacing w:before="0" w:after="120" w:line="264" w:lineRule="auto"/>
-        <w:jc w:val="left"/>
+        <w:spacing w:before="0" w:after="160" w:line="320" w:lineRule="auto"/>
+        <w:jc w:val="both"/>
       </w:pPr>
       <w:r>
         <w:rPr>
@@ -1727,8 +2493,31 @@
     </w:p>
     <w:p>
       <w:pPr>
-        <w:spacing w:before="0" w:after="120" w:line="264" w:lineRule="auto"/>
-        <w:jc w:val="left"/>
+        <w:spacing w:before="0" w:after="160" w:line="320" w:lineRule="auto"/>
+        <w:jc w:val="both"/>
+      </w:pPr>
+      <w:r>
+        <w:rPr>
+          <w:rFonts w:ascii="Calibri" w:hAnsi="Calibri" w:eastAsia="Microsoft YaHei"/>
+          <w:b/>
+          <w:color w:val="34206E"/>
+          <w:sz w:val="21"/>
+        </w:rPr>
+        <w:t>内容驱动的动态摘要：</w:t>
+      </w:r>
+      <w:r>
+        <w:rPr>
+          <w:rFonts w:ascii="Calibri" w:hAnsi="Calibri" w:eastAsia="Microsoft YaHei"/>
+          <w:color w:val="231942"/>
+          <w:sz w:val="21"/>
+        </w:rPr>
+        <w:t>章节随会议实际内容出现或省略，序号自动顺延，避免空模板稀释有效信息。</w:t>
+      </w:r>
+    </w:p>
+    <w:p>
+      <w:pPr>
+        <w:spacing w:before="0" w:after="160" w:line="320" w:lineRule="auto"/>
+        <w:jc w:val="both"/>
       </w:pPr>
       <w:r>
         <w:rPr>
@@ -1754,13 +2543,13 @@
         <w:keepNext/>
       </w:pPr>
       <w:r>
-        <w:t>6. 制作过程</w:t>
+        <w:t>7. 制作过程与工程演进</w:t>
       </w:r>
     </w:p>
     <w:p>
       <w:pPr>
-        <w:spacing w:before="0" w:after="120" w:line="264" w:lineRule="auto"/>
-        <w:jc w:val="left"/>
+        <w:spacing w:before="0" w:after="160" w:line="320" w:lineRule="auto"/>
+        <w:jc w:val="both"/>
       </w:pPr>
       <w:r>
         <w:rPr>
@@ -1782,8 +2571,8 @@
     </w:p>
     <w:p>
       <w:pPr>
-        <w:spacing w:before="0" w:after="120" w:line="264" w:lineRule="auto"/>
-        <w:jc w:val="left"/>
+        <w:spacing w:before="0" w:after="160" w:line="320" w:lineRule="auto"/>
+        <w:jc w:val="both"/>
       </w:pPr>
       <w:r>
         <w:rPr>
@@ -1805,8 +2594,8 @@
     </w:p>
     <w:p>
       <w:pPr>
-        <w:spacing w:before="0" w:after="120" w:line="264" w:lineRule="auto"/>
-        <w:jc w:val="left"/>
+        <w:spacing w:before="0" w:after="160" w:line="320" w:lineRule="auto"/>
+        <w:jc w:val="both"/>
       </w:pPr>
       <w:r>
         <w:rPr>
@@ -1828,8 +2617,8 @@
     </w:p>
     <w:p>
       <w:pPr>
-        <w:spacing w:before="0" w:after="120" w:line="264" w:lineRule="auto"/>
-        <w:jc w:val="left"/>
+        <w:spacing w:before="0" w:after="160" w:line="320" w:lineRule="auto"/>
+        <w:jc w:val="both"/>
       </w:pPr>
       <w:r>
         <w:rPr>
@@ -1851,8 +2640,8 @@
     </w:p>
     <w:p>
       <w:pPr>
-        <w:spacing w:before="0" w:after="120" w:line="264" w:lineRule="auto"/>
-        <w:jc w:val="left"/>
+        <w:spacing w:before="0" w:after="160" w:line="320" w:lineRule="auto"/>
+        <w:jc w:val="both"/>
       </w:pPr>
       <w:r>
         <w:rPr>
@@ -1874,8 +2663,8 @@
     </w:p>
     <w:p>
       <w:pPr>
-        <w:spacing w:before="0" w:after="120" w:line="264" w:lineRule="auto"/>
-        <w:jc w:val="left"/>
+        <w:spacing w:before="0" w:after="160" w:line="320" w:lineRule="auto"/>
+        <w:jc w:val="both"/>
       </w:pPr>
       <w:r>
         <w:rPr>
@@ -1901,7 +2690,7 @@
         <w:keepNext/>
       </w:pPr>
       <w:r>
-        <w:t>7. 关键重难点与解决方案</w:t>
+        <w:t>8. 技术重难点与解决方案</w:t>
       </w:r>
     </w:p>
     <w:tbl>
@@ -2797,7 +3586,7 @@
         <w:keepNext/>
       </w:pPr>
       <w:r>
-        <w:t>8. 实验设计、结果与分析</w:t>
+        <w:t>9. 实验设计、结果与分析</w:t>
       </w:r>
     </w:p>
     <w:p>
@@ -2806,7 +3595,7 @@
         <w:keepNext/>
       </w:pPr>
       <w:r>
-        <w:t>8.1 验证方法</w:t>
+        <w:t>9.1 验证方法</w:t>
       </w:r>
     </w:p>
     <w:p>
@@ -2815,7 +3604,7 @@
           <w:ilvl w:val="0"/>
           <w:numId w:val="10"/>
         </w:numPr>
-        <w:spacing w:after="160" w:line="280" w:lineRule="auto"/>
+        <w:spacing w:after="80" w:line="290" w:lineRule="auto"/>
       </w:pPr>
       <w:r>
         <w:rPr>
@@ -2832,7 +3621,7 @@
           <w:ilvl w:val="0"/>
           <w:numId w:val="10"/>
         </w:numPr>
-        <w:spacing w:after="160" w:line="280" w:lineRule="auto"/>
+        <w:spacing w:after="80" w:line="290" w:lineRule="auto"/>
       </w:pPr>
       <w:r>
         <w:rPr>
@@ -2849,7 +3638,7 @@
           <w:ilvl w:val="0"/>
           <w:numId w:val="10"/>
         </w:numPr>
-        <w:spacing w:after="160" w:line="280" w:lineRule="auto"/>
+        <w:spacing w:after="80" w:line="290" w:lineRule="auto"/>
       </w:pPr>
       <w:r>
         <w:rPr>
@@ -2866,7 +3655,7 @@
           <w:ilvl w:val="0"/>
           <w:numId w:val="10"/>
         </w:numPr>
-        <w:spacing w:after="160" w:line="280" w:lineRule="auto"/>
+        <w:spacing w:after="80" w:line="290" w:lineRule="auto"/>
       </w:pPr>
       <w:r>
         <w:rPr>
@@ -2883,7 +3672,7 @@
         <w:keepNext/>
       </w:pPr>
       <w:r>
-        <w:t>8.2 实验结果</w:t>
+        <w:t>9.2 实验结果</w:t>
       </w:r>
     </w:p>
     <w:tbl>
@@ -3045,7 +3834,7 @@
                 <w:color w:val="231942"/>
                 <w:sz w:val="18"/>
               </w:rPr>
-              <w:t>112 passed；1 条第三方 TestClient 弃用警告</w:t>
+              <w:t>116 passed</w:t>
             </w:r>
           </w:p>
         </w:tc>
@@ -3710,110 +4499,444 @@
         <w:keepNext/>
       </w:pPr>
       <w:r>
-        <w:t>9. 当前限制与后续实验</w:t>
+        <w:t>10. 产品应用价值</w:t>
       </w:r>
     </w:p>
+    <w:tbl>
+      <w:tblPr>
+        <w:tblW w:type="dxa" w:w="9360"/>
+        <w:tblLayout w:type="fixed"/>
+        <w:tblLook w:firstColumn="1" w:firstRow="1" w:lastColumn="0" w:lastRow="0" w:noHBand="0" w:noVBand="1" w:val="04A0"/>
+        <w:jc w:val="left"/>
+        <w:tblInd w:w="120" w:type="dxa"/>
+        <w:tblBorders>
+          <w:top w:val="single" w:sz="6" w:space="0" w:color="D7D3E3"/>
+          <w:left w:val="single" w:sz="6" w:space="0" w:color="D7D3E3"/>
+          <w:bottom w:val="single" w:sz="6" w:space="0" w:color="D7D3E3"/>
+          <w:right w:val="single" w:sz="6" w:space="0" w:color="D7D3E3"/>
+          <w:insideH w:val="single" w:sz="6" w:space="0" w:color="D7D3E3"/>
+          <w:insideV w:val="single" w:sz="6" w:space="0" w:color="D7D3E3"/>
+        </w:tblBorders>
+      </w:tblPr>
+      <w:tblGrid>
+        <w:gridCol w:w="1800"/>
+        <w:gridCol w:w="3500"/>
+        <w:gridCol w:w="4060"/>
+      </w:tblGrid>
+      <w:tr>
+        <w:trPr>
+          <w:tblHeader w:val="true"/>
+        </w:trPr>
+        <w:tc>
+          <w:tcPr>
+            <w:tcW w:type="dxa" w:w="1800"/>
+            <w:tcMar>
+              <w:top w:w="80" w:type="dxa"/>
+              <w:start w:w="120" w:type="dxa"/>
+              <w:bottom w:w="80" w:type="dxa"/>
+              <w:end w:w="120" w:type="dxa"/>
+            </w:tcMar>
+            <w:vAlign w:val="center"/>
+            <w:shd w:fill="F2F4F7"/>
+          </w:tcPr>
+          <w:p>
+            <w:pPr>
+              <w:spacing w:after="0"/>
+              <w:jc w:val="center"/>
+            </w:pPr>
+            <w:r>
+              <w:rPr>
+                <w:rFonts w:ascii="Calibri" w:hAnsi="Calibri" w:eastAsia="Microsoft YaHei"/>
+                <w:b/>
+                <w:color w:val="34206E"/>
+                <w:sz w:val="18"/>
+              </w:rPr>
+              <w:t>对象</w:t>
+            </w:r>
+          </w:p>
+        </w:tc>
+        <w:tc>
+          <w:tcPr>
+            <w:tcW w:type="dxa" w:w="3500"/>
+            <w:tcMar>
+              <w:top w:w="80" w:type="dxa"/>
+              <w:start w:w="120" w:type="dxa"/>
+              <w:bottom w:w="80" w:type="dxa"/>
+              <w:end w:w="120" w:type="dxa"/>
+            </w:tcMar>
+            <w:vAlign w:val="center"/>
+            <w:shd w:fill="F2F4F7"/>
+          </w:tcPr>
+          <w:p>
+            <w:pPr>
+              <w:spacing w:after="0"/>
+              <w:jc w:val="center"/>
+            </w:pPr>
+            <w:r>
+              <w:rPr>
+                <w:rFonts w:ascii="Calibri" w:hAnsi="Calibri" w:eastAsia="Microsoft YaHei"/>
+                <w:b/>
+                <w:color w:val="34206E"/>
+                <w:sz w:val="18"/>
+              </w:rPr>
+              <w:t>直接收益</w:t>
+            </w:r>
+          </w:p>
+        </w:tc>
+        <w:tc>
+          <w:tcPr>
+            <w:tcW w:type="dxa" w:w="4060"/>
+            <w:tcMar>
+              <w:top w:w="80" w:type="dxa"/>
+              <w:start w:w="120" w:type="dxa"/>
+              <w:bottom w:w="80" w:type="dxa"/>
+              <w:end w:w="120" w:type="dxa"/>
+            </w:tcMar>
+            <w:vAlign w:val="center"/>
+            <w:shd w:fill="F2F4F7"/>
+          </w:tcPr>
+          <w:p>
+            <w:pPr>
+              <w:spacing w:after="0"/>
+              <w:jc w:val="center"/>
+            </w:pPr>
+            <w:r>
+              <w:rPr>
+                <w:rFonts w:ascii="Calibri" w:hAnsi="Calibri" w:eastAsia="Microsoft YaHei"/>
+                <w:b/>
+                <w:color w:val="34206E"/>
+                <w:sz w:val="18"/>
+              </w:rPr>
+              <w:t>长期价值</w:t>
+            </w:r>
+          </w:p>
+        </w:tc>
+      </w:tr>
+      <w:tr>
+        <w:tc>
+          <w:tcPr>
+            <w:tcW w:type="dxa" w:w="1800"/>
+            <w:tcMar>
+              <w:top w:w="80" w:type="dxa"/>
+              <w:start w:w="120" w:type="dxa"/>
+              <w:bottom w:w="80" w:type="dxa"/>
+              <w:end w:w="120" w:type="dxa"/>
+            </w:tcMar>
+            <w:vAlign w:val="center"/>
+          </w:tcPr>
+          <w:p>
+            <w:pPr>
+              <w:spacing w:after="0" w:line="259" w:lineRule="auto"/>
+              <w:jc w:val="center"/>
+            </w:pPr>
+            <w:r>
+              <w:rPr>
+                <w:rFonts w:ascii="Calibri" w:hAnsi="Calibri" w:eastAsia="Microsoft YaHei"/>
+                <w:color w:val="231942"/>
+                <w:sz w:val="18"/>
+              </w:rPr>
+              <w:t>参会者</w:t>
+            </w:r>
+          </w:p>
+        </w:tc>
+        <w:tc>
+          <w:tcPr>
+            <w:tcW w:type="dxa" w:w="3500"/>
+            <w:tcMar>
+              <w:top w:w="80" w:type="dxa"/>
+              <w:start w:w="120" w:type="dxa"/>
+              <w:bottom w:w="80" w:type="dxa"/>
+              <w:end w:w="120" w:type="dxa"/>
+            </w:tcMar>
+            <w:vAlign w:val="center"/>
+          </w:tcPr>
+          <w:p>
+            <w:pPr>
+              <w:spacing w:after="0" w:line="259" w:lineRule="auto"/>
+              <w:jc w:val="left"/>
+            </w:pPr>
+            <w:r>
+              <w:rPr>
+                <w:rFonts w:ascii="Calibri" w:hAnsi="Calibri" w:eastAsia="Microsoft YaHei"/>
+                <w:color w:val="231942"/>
+                <w:sz w:val="18"/>
+              </w:rPr>
+              <w:t>减少手工记录，快速回听原句</w:t>
+            </w:r>
+          </w:p>
+        </w:tc>
+        <w:tc>
+          <w:tcPr>
+            <w:tcW w:type="dxa" w:w="4060"/>
+            <w:tcMar>
+              <w:top w:w="80" w:type="dxa"/>
+              <w:start w:w="120" w:type="dxa"/>
+              <w:bottom w:w="80" w:type="dxa"/>
+              <w:end w:w="120" w:type="dxa"/>
+            </w:tcMar>
+            <w:vAlign w:val="center"/>
+          </w:tcPr>
+          <w:p>
+            <w:pPr>
+              <w:spacing w:after="0" w:line="259" w:lineRule="auto"/>
+              <w:jc w:val="left"/>
+            </w:pPr>
+            <w:r>
+              <w:rPr>
+                <w:rFonts w:ascii="Calibri" w:hAnsi="Calibri" w:eastAsia="Microsoft YaHei"/>
+                <w:color w:val="231942"/>
+                <w:sz w:val="18"/>
+              </w:rPr>
+              <w:t>提高信息准确性与责任可追溯性</w:t>
+            </w:r>
+          </w:p>
+        </w:tc>
+      </w:tr>
+      <w:tr>
+        <w:tc>
+          <w:tcPr>
+            <w:tcW w:type="dxa" w:w="1800"/>
+            <w:tcMar>
+              <w:top w:w="80" w:type="dxa"/>
+              <w:start w:w="120" w:type="dxa"/>
+              <w:bottom w:w="80" w:type="dxa"/>
+              <w:end w:w="120" w:type="dxa"/>
+            </w:tcMar>
+            <w:vAlign w:val="center"/>
+          </w:tcPr>
+          <w:p>
+            <w:pPr>
+              <w:spacing w:after="0" w:line="259" w:lineRule="auto"/>
+              <w:jc w:val="center"/>
+            </w:pPr>
+            <w:r>
+              <w:rPr>
+                <w:rFonts w:ascii="Calibri" w:hAnsi="Calibri" w:eastAsia="Microsoft YaHei"/>
+                <w:color w:val="231942"/>
+                <w:sz w:val="18"/>
+              </w:rPr>
+              <w:t>会议组织者</w:t>
+            </w:r>
+          </w:p>
+        </w:tc>
+        <w:tc>
+          <w:tcPr>
+            <w:tcW w:type="dxa" w:w="3500"/>
+            <w:tcMar>
+              <w:top w:w="80" w:type="dxa"/>
+              <w:start w:w="120" w:type="dxa"/>
+              <w:bottom w:w="80" w:type="dxa"/>
+              <w:end w:w="120" w:type="dxa"/>
+            </w:tcMar>
+            <w:vAlign w:val="center"/>
+          </w:tcPr>
+          <w:p>
+            <w:pPr>
+              <w:spacing w:after="0" w:line="259" w:lineRule="auto"/>
+              <w:jc w:val="left"/>
+            </w:pPr>
+            <w:r>
+              <w:rPr>
+                <w:rFonts w:ascii="Calibri" w:hAnsi="Calibri" w:eastAsia="Microsoft YaHei"/>
+                <w:color w:val="231942"/>
+                <w:sz w:val="18"/>
+              </w:rPr>
+              <w:t>预约、转写、记录和摘要一体化</w:t>
+            </w:r>
+          </w:p>
+        </w:tc>
+        <w:tc>
+          <w:tcPr>
+            <w:tcW w:type="dxa" w:w="4060"/>
+            <w:tcMar>
+              <w:top w:w="80" w:type="dxa"/>
+              <w:start w:w="120" w:type="dxa"/>
+              <w:bottom w:w="80" w:type="dxa"/>
+              <w:end w:w="120" w:type="dxa"/>
+            </w:tcMar>
+            <w:vAlign w:val="center"/>
+          </w:tcPr>
+          <w:p>
+            <w:pPr>
+              <w:spacing w:after="0" w:line="259" w:lineRule="auto"/>
+              <w:jc w:val="left"/>
+            </w:pPr>
+            <w:r>
+              <w:rPr>
+                <w:rFonts w:ascii="Calibri" w:hAnsi="Calibri" w:eastAsia="Microsoft YaHei"/>
+                <w:color w:val="231942"/>
+                <w:sz w:val="18"/>
+              </w:rPr>
+              <w:t>形成统一会议知识库</w:t>
+            </w:r>
+          </w:p>
+        </w:tc>
+      </w:tr>
+      <w:tr>
+        <w:tc>
+          <w:tcPr>
+            <w:tcW w:type="dxa" w:w="1800"/>
+            <w:tcMar>
+              <w:top w:w="80" w:type="dxa"/>
+              <w:start w:w="120" w:type="dxa"/>
+              <w:bottom w:w="80" w:type="dxa"/>
+              <w:end w:w="120" w:type="dxa"/>
+            </w:tcMar>
+            <w:vAlign w:val="center"/>
+          </w:tcPr>
+          <w:p>
+            <w:pPr>
+              <w:spacing w:after="0" w:line="259" w:lineRule="auto"/>
+              <w:jc w:val="center"/>
+            </w:pPr>
+            <w:r>
+              <w:rPr>
+                <w:rFonts w:ascii="Calibri" w:hAnsi="Calibri" w:eastAsia="Microsoft YaHei"/>
+                <w:color w:val="231942"/>
+                <w:sz w:val="18"/>
+              </w:rPr>
+              <w:t>技术团队</w:t>
+            </w:r>
+          </w:p>
+        </w:tc>
+        <w:tc>
+          <w:tcPr>
+            <w:tcW w:type="dxa" w:w="3500"/>
+            <w:tcMar>
+              <w:top w:w="80" w:type="dxa"/>
+              <w:start w:w="120" w:type="dxa"/>
+              <w:bottom w:w="80" w:type="dxa"/>
+              <w:end w:w="120" w:type="dxa"/>
+            </w:tcMar>
+            <w:vAlign w:val="center"/>
+          </w:tcPr>
+          <w:p>
+            <w:pPr>
+              <w:spacing w:after="0" w:line="259" w:lineRule="auto"/>
+              <w:jc w:val="left"/>
+            </w:pPr>
+            <w:r>
+              <w:rPr>
+                <w:rFonts w:ascii="Calibri" w:hAnsi="Calibri" w:eastAsia="Microsoft YaHei"/>
+                <w:color w:val="231942"/>
+                <w:sz w:val="18"/>
+              </w:rPr>
+              <w:t>本地模型、兼容 API 与显式回退</w:t>
+            </w:r>
+          </w:p>
+        </w:tc>
+        <w:tc>
+          <w:tcPr>
+            <w:tcW w:type="dxa" w:w="4060"/>
+            <w:tcMar>
+              <w:top w:w="80" w:type="dxa"/>
+              <w:start w:w="120" w:type="dxa"/>
+              <w:bottom w:w="80" w:type="dxa"/>
+              <w:end w:w="120" w:type="dxa"/>
+            </w:tcMar>
+            <w:vAlign w:val="center"/>
+          </w:tcPr>
+          <w:p>
+            <w:pPr>
+              <w:spacing w:after="0" w:line="259" w:lineRule="auto"/>
+              <w:jc w:val="left"/>
+            </w:pPr>
+            <w:r>
+              <w:rPr>
+                <w:rFonts w:ascii="Calibri" w:hAnsi="Calibri" w:eastAsia="Microsoft YaHei"/>
+                <w:color w:val="231942"/>
+                <w:sz w:val="18"/>
+              </w:rPr>
+              <w:t>可按硬件和合规要求持续演进</w:t>
+            </w:r>
+          </w:p>
+        </w:tc>
+      </w:tr>
+      <w:tr>
+        <w:tc>
+          <w:tcPr>
+            <w:tcW w:type="dxa" w:w="1800"/>
+            <w:tcMar>
+              <w:top w:w="80" w:type="dxa"/>
+              <w:start w:w="120" w:type="dxa"/>
+              <w:bottom w:w="80" w:type="dxa"/>
+              <w:end w:w="120" w:type="dxa"/>
+            </w:tcMar>
+            <w:vAlign w:val="center"/>
+          </w:tcPr>
+          <w:p>
+            <w:pPr>
+              <w:spacing w:after="0" w:line="259" w:lineRule="auto"/>
+              <w:jc w:val="center"/>
+            </w:pPr>
+            <w:r>
+              <w:rPr>
+                <w:rFonts w:ascii="Calibri" w:hAnsi="Calibri" w:eastAsia="Microsoft YaHei"/>
+                <w:color w:val="231942"/>
+                <w:sz w:val="18"/>
+              </w:rPr>
+              <w:t>组织管理者</w:t>
+            </w:r>
+          </w:p>
+        </w:tc>
+        <w:tc>
+          <w:tcPr>
+            <w:tcW w:type="dxa" w:w="3500"/>
+            <w:tcMar>
+              <w:top w:w="80" w:type="dxa"/>
+              <w:start w:w="120" w:type="dxa"/>
+              <w:bottom w:w="80" w:type="dxa"/>
+              <w:end w:w="120" w:type="dxa"/>
+            </w:tcMar>
+            <w:vAlign w:val="center"/>
+          </w:tcPr>
+          <w:p>
+            <w:pPr>
+              <w:spacing w:after="0" w:line="259" w:lineRule="auto"/>
+              <w:jc w:val="left"/>
+            </w:pPr>
+            <w:r>
+              <w:rPr>
+                <w:rFonts w:ascii="Calibri" w:hAnsi="Calibri" w:eastAsia="Microsoft YaHei"/>
+                <w:color w:val="231942"/>
+                <w:sz w:val="18"/>
+              </w:rPr>
+              <w:t>可检索决策、风险和行动线索</w:t>
+            </w:r>
+          </w:p>
+        </w:tc>
+        <w:tc>
+          <w:tcPr>
+            <w:tcW w:type="dxa" w:w="4060"/>
+            <w:tcMar>
+              <w:top w:w="80" w:type="dxa"/>
+              <w:start w:w="120" w:type="dxa"/>
+              <w:bottom w:w="80" w:type="dxa"/>
+              <w:end w:w="120" w:type="dxa"/>
+            </w:tcMar>
+            <w:vAlign w:val="center"/>
+          </w:tcPr>
+          <w:p>
+            <w:pPr>
+              <w:spacing w:after="0" w:line="259" w:lineRule="auto"/>
+              <w:jc w:val="left"/>
+            </w:pPr>
+            <w:r>
+              <w:rPr>
+                <w:rFonts w:ascii="Calibri" w:hAnsi="Calibri" w:eastAsia="Microsoft YaHei"/>
+                <w:color w:val="231942"/>
+                <w:sz w:val="18"/>
+              </w:rPr>
+              <w:t>沉淀组织记忆并辅助复盘</w:t>
+            </w:r>
+          </w:p>
+        </w:tc>
+      </w:tr>
+    </w:tbl>
     <w:p>
       <w:pPr>
-        <w:numPr>
-          <w:ilvl w:val="0"/>
-          <w:numId w:val="10"/>
-        </w:numPr>
-        <w:spacing w:after="160" w:line="280" w:lineRule="auto"/>
+        <w:spacing w:after="20"/>
       </w:pPr>
-      <w:r>
-        <w:rPr>
-          <w:rFonts w:ascii="Calibri" w:hAnsi="Calibri" w:eastAsia="Microsoft YaHei"/>
-          <w:color w:val="231942"/>
-          <w:sz w:val="21"/>
-        </w:rPr>
-        <w:t>建立固定中文会议测试集，统一统计 X-ASR 与 Qwen3-ASR 的 CER、RTF、首字延迟、显存峰值和长音频稳定性。</w:t>
-      </w:r>
-    </w:p>
-    <w:p>
-      <w:pPr>
-        <w:numPr>
-          <w:ilvl w:val="0"/>
-          <w:numId w:val="10"/>
-        </w:numPr>
-        <w:spacing w:after="160" w:line="280" w:lineRule="auto"/>
-      </w:pPr>
-      <w:r>
-        <w:rPr>
-          <w:rFonts w:ascii="Calibri" w:hAnsi="Calibri" w:eastAsia="Microsoft YaHei"/>
-          <w:color w:val="231942"/>
-          <w:sz w:val="21"/>
-        </w:rPr>
-        <w:t>补充麦克风端到端自动化回放，使 AudioWorklet、WebSocket、停止录音和 canonical 替换可以持续回归。</w:t>
-      </w:r>
-    </w:p>
-    <w:p>
-      <w:pPr>
-        <w:numPr>
-          <w:ilvl w:val="0"/>
-          <w:numId w:val="10"/>
-        </w:numPr>
-        <w:spacing w:after="160" w:line="280" w:lineRule="auto"/>
-      </w:pPr>
-      <w:r>
-        <w:rPr>
-          <w:rFonts w:ascii="Calibri" w:hAnsi="Calibri" w:eastAsia="Microsoft YaHei"/>
-          <w:color w:val="231942"/>
-          <w:sz w:val="21"/>
-        </w:rPr>
-        <w:t>进一步优化数字、英文缩写和人名识别，并把热词上下文效果纳入 A/B 评测。</w:t>
-      </w:r>
-    </w:p>
-    <w:p>
-      <w:pPr>
-        <w:numPr>
-          <w:ilvl w:val="0"/>
-          <w:numId w:val="10"/>
-        </w:numPr>
-        <w:spacing w:after="160" w:line="280" w:lineRule="auto"/>
-      </w:pPr>
-      <w:r>
-        <w:rPr>
-          <w:rFonts w:ascii="Calibri" w:hAnsi="Calibri" w:eastAsia="Microsoft YaHei"/>
-          <w:color w:val="231942"/>
-          <w:sz w:val="21"/>
-        </w:rPr>
-        <w:t>为重叠语音引入更强分离或多路解码；当前第一版主要标记重叠并降低置信度。</w:t>
-      </w:r>
-    </w:p>
-    <w:p>
-      <w:pPr>
-        <w:numPr>
-          <w:ilvl w:val="0"/>
-          <w:numId w:val="10"/>
-        </w:numPr>
-        <w:spacing w:after="160" w:line="280" w:lineRule="auto"/>
-      </w:pPr>
-      <w:r>
-        <w:rPr>
-          <w:rFonts w:ascii="Calibri" w:hAnsi="Calibri" w:eastAsia="Microsoft YaHei"/>
-          <w:color w:val="231942"/>
-          <w:sz w:val="21"/>
-        </w:rPr>
-        <w:t>在提供 DSv4 Pro 实际 Base URL/API Key 后，验证 JSON 约束、长上下文摘要质量、限流重试和成本。</w:t>
-      </w:r>
-    </w:p>
-    <w:p>
-      <w:pPr>
-        <w:numPr>
-          <w:ilvl w:val="0"/>
-          <w:numId w:val="10"/>
-        </w:numPr>
-        <w:spacing w:after="160" w:line="280" w:lineRule="auto"/>
-      </w:pPr>
-      <w:r>
-        <w:rPr>
-          <w:rFonts w:ascii="Calibri" w:hAnsi="Calibri" w:eastAsia="Microsoft YaHei"/>
-          <w:color w:val="231942"/>
-          <w:sz w:val="21"/>
-        </w:rPr>
-        <w:t>生产部署时应设置固定 DITING_LLM_ENCRYPTION_KEY，并收紧 Supabase RLS 与服务端密钥权限。</w:t>
-      </w:r>
     </w:p>
     <w:p>
       <w:pPr>
@@ -3821,13 +4944,245 @@
         <w:keepNext/>
       </w:pPr>
       <w:r>
-        <w:t>10. 结论</w:t>
+        <w:t>11. 当前限制与未来规划</w:t>
       </w:r>
     </w:p>
     <w:p>
       <w:pPr>
-        <w:spacing w:before="0" w:after="120" w:line="264" w:lineRule="auto"/>
+        <w:spacing w:before="0" w:after="160" w:line="320" w:lineRule="auto"/>
+        <w:jc w:val="both"/>
+      </w:pPr>
+      <w:r>
+        <w:rPr>
+          <w:rFonts w:ascii="Calibri" w:hAnsi="Calibri" w:eastAsia="Microsoft YaHei"/>
+          <w:b/>
+          <w:color w:val="34206E"/>
+          <w:sz w:val="21"/>
+        </w:rPr>
+        <w:t>近期：质量基准。</w:t>
+      </w:r>
+      <w:r>
+        <w:rPr>
+          <w:rFonts w:ascii="Calibri" w:hAnsi="Calibri" w:eastAsia="Microsoft YaHei"/>
+          <w:color w:val="231942"/>
+          <w:sz w:val="21"/>
+        </w:rPr>
+        <w:t>建立固定中文会议集，统一统计 CER/WER、RTF、首字延迟、显存峰值和长会稳定性。</w:t>
+      </w:r>
+    </w:p>
+    <w:p>
+      <w:pPr>
+        <w:spacing w:before="0" w:after="160" w:line="320" w:lineRule="auto"/>
+        <w:jc w:val="both"/>
+      </w:pPr>
+      <w:r>
+        <w:rPr>
+          <w:rFonts w:ascii="Calibri" w:hAnsi="Calibri" w:eastAsia="Microsoft YaHei"/>
+          <w:b/>
+          <w:color w:val="34206E"/>
+          <w:sz w:val="21"/>
+        </w:rPr>
+        <w:t>近期：自动回放。</w:t>
+      </w:r>
+      <w:r>
+        <w:rPr>
+          <w:rFonts w:ascii="Calibri" w:hAnsi="Calibri" w:eastAsia="Microsoft YaHei"/>
+          <w:color w:val="231942"/>
+          <w:sz w:val="21"/>
+        </w:rPr>
+        <w:t>补充 AudioWorklet、WebSocket、停止录音和 canonical 替换的端到端持续回归。</w:t>
+      </w:r>
+    </w:p>
+    <w:p>
+      <w:pPr>
+        <w:spacing w:before="0" w:after="160" w:line="320" w:lineRule="auto"/>
+        <w:jc w:val="both"/>
+      </w:pPr>
+      <w:r>
+        <w:rPr>
+          <w:rFonts w:ascii="Calibri" w:hAnsi="Calibri" w:eastAsia="Microsoft YaHei"/>
+          <w:b/>
+          <w:color w:val="34206E"/>
+          <w:sz w:val="21"/>
+        </w:rPr>
+        <w:t>中期：重叠语音。</w:t>
+      </w:r>
+      <w:r>
+        <w:rPr>
+          <w:rFonts w:ascii="Calibri" w:hAnsi="Calibri" w:eastAsia="Microsoft YaHei"/>
+          <w:color w:val="231942"/>
+          <w:sz w:val="21"/>
+        </w:rPr>
+        <w:t>仅对标记重叠的区段按需分离，并把多路结果回绑原时间轴。</w:t>
+      </w:r>
+    </w:p>
+    <w:p>
+      <w:pPr>
+        <w:spacing w:before="0" w:after="160" w:line="320" w:lineRule="auto"/>
+        <w:jc w:val="both"/>
+      </w:pPr>
+      <w:r>
+        <w:rPr>
+          <w:rFonts w:ascii="Calibri" w:hAnsi="Calibri" w:eastAsia="Microsoft YaHei"/>
+          <w:b/>
+          <w:color w:val="34206E"/>
+          <w:sz w:val="21"/>
+        </w:rPr>
+        <w:t>中期：声纹身份。</w:t>
+      </w:r>
+      <w:r>
+        <w:rPr>
+          <w:rFonts w:ascii="Calibri" w:hAnsi="Calibri" w:eastAsia="Microsoft YaHei"/>
+          <w:color w:val="231942"/>
+          <w:sz w:val="21"/>
+        </w:rPr>
+        <w:t>在用户授权下建立声纹注册库，把匿名 SPEAKER 标签映射到参会人。</w:t>
+      </w:r>
+    </w:p>
+    <w:p>
+      <w:pPr>
+        <w:spacing w:before="0" w:after="160" w:line="320" w:lineRule="auto"/>
+        <w:jc w:val="both"/>
+      </w:pPr>
+      <w:r>
+        <w:rPr>
+          <w:rFonts w:ascii="Calibri" w:hAnsi="Calibri" w:eastAsia="Microsoft YaHei"/>
+          <w:b/>
+          <w:color w:val="34206E"/>
+          <w:sz w:val="21"/>
+        </w:rPr>
+        <w:t>中期：前端模块化。</w:t>
+      </w:r>
+      <w:r>
+        <w:rPr>
+          <w:rFonts w:ascii="Calibri" w:hAnsi="Calibri" w:eastAsia="Microsoft YaHei"/>
+          <w:color w:val="231942"/>
+          <w:sz w:val="21"/>
+        </w:rPr>
+        <w:t>拆分设置、录音、记录、预约和用户模块，降低单文件耦合。</w:t>
+      </w:r>
+    </w:p>
+    <w:p>
+      <w:pPr>
+        <w:spacing w:before="0" w:after="160" w:line="320" w:lineRule="auto"/>
+        <w:jc w:val="both"/>
+      </w:pPr>
+      <w:r>
+        <w:rPr>
+          <w:rFonts w:ascii="Calibri" w:hAnsi="Calibri" w:eastAsia="Microsoft YaHei"/>
+          <w:b/>
+          <w:color w:val="34206E"/>
+          <w:sz w:val="21"/>
+        </w:rPr>
+        <w:t>长期：组织知识。</w:t>
+      </w:r>
+      <w:r>
+        <w:rPr>
+          <w:rFonts w:ascii="Calibri" w:hAnsi="Calibri" w:eastAsia="Microsoft YaHei"/>
+          <w:color w:val="231942"/>
+          <w:sz w:val="21"/>
+        </w:rPr>
+        <w:t>在权限与引用可追溯前提下，构建跨会议主题、决策和行动项知识网络。</w:t>
+      </w:r>
+    </w:p>
+    <w:p>
+      <w:pPr>
+        <w:spacing w:before="0" w:after="160" w:line="320" w:lineRule="auto"/>
+        <w:jc w:val="both"/>
+      </w:pPr>
+      <w:r>
+        <w:rPr>
+          <w:rFonts w:ascii="Calibri" w:hAnsi="Calibri" w:eastAsia="Microsoft YaHei"/>
+          <w:b/>
+          <w:color w:val="34206E"/>
+          <w:sz w:val="21"/>
+        </w:rPr>
+        <w:t>长期：生产安全。</w:t>
+      </w:r>
+      <w:r>
+        <w:rPr>
+          <w:rFonts w:ascii="Calibri" w:hAnsi="Calibri" w:eastAsia="Microsoft YaHei"/>
+          <w:color w:val="231942"/>
+          <w:sz w:val="21"/>
+        </w:rPr>
+        <w:t>完善审计、密钥轮换、最小权限 RLS、对象存储和数据生命周期策略。</w:t>
+      </w:r>
+    </w:p>
+    <w:tbl>
+      <w:tblPr>
+        <w:tblW w:type="dxa" w:w="9360"/>
         <w:jc w:val="left"/>
+        <w:tblLayout w:type="fixed"/>
+        <w:tblLook w:firstColumn="1" w:firstRow="1" w:lastColumn="0" w:lastRow="0" w:noHBand="0" w:noVBand="1" w:val="04A0"/>
+        <w:tblInd w:w="120" w:type="dxa"/>
+        <w:tblBorders>
+          <w:top w:val="single" w:sz="8" w:space="0" w:color="DED5FF"/>
+          <w:left w:val="single" w:sz="8" w:space="0" w:color="DED5FF"/>
+          <w:bottom w:val="single" w:sz="8" w:space="0" w:color="DED5FF"/>
+          <w:right w:val="single" w:sz="8" w:space="0" w:color="DED5FF"/>
+          <w:insideH w:val="single" w:sz="8" w:space="0" w:color="DED5FF"/>
+          <w:insideV w:val="single" w:sz="8" w:space="0" w:color="DED5FF"/>
+        </w:tblBorders>
+      </w:tblPr>
+      <w:tblGrid>
+        <w:gridCol w:w="9360"/>
+      </w:tblGrid>
+      <w:tr>
+        <w:tc>
+          <w:tcPr>
+            <w:tcW w:type="dxa" w:w="9360"/>
+            <w:tcMar>
+              <w:top w:w="80" w:type="dxa"/>
+              <w:start w:w="120" w:type="dxa"/>
+              <w:bottom w:w="80" w:type="dxa"/>
+              <w:end w:w="120" w:type="dxa"/>
+            </w:tcMar>
+            <w:vAlign w:val="center"/>
+            <w:shd w:fill="FFF9EB"/>
+          </w:tcPr>
+          <w:p>
+            <w:pPr>
+              <w:spacing w:after="40" w:line="264" w:lineRule="auto"/>
+            </w:pPr>
+            <w:r>
+              <w:rPr>
+                <w:rFonts w:ascii="Calibri" w:hAnsi="Calibri" w:eastAsia="Microsoft YaHei"/>
+                <w:b/>
+                <w:color w:val="A56A00"/>
+                <w:sz w:val="21"/>
+              </w:rPr>
+              <w:t xml:space="preserve">证据边界  </w:t>
+            </w:r>
+            <w:r>
+              <w:rPr>
+                <w:rFonts w:ascii="Calibri" w:hAnsi="Calibri" w:eastAsia="Microsoft YaHei"/>
+                <w:color w:val="231942"/>
+                <w:sz w:val="21"/>
+              </w:rPr>
+              <w:t>当前已证明模型切换与端到端工作流可运行，但单条真实音频不能替代系统性的质量评测；DSv4 Pro 仍需在提供实际账号密钥后完成在线长文本与限流验证。</w:t>
+            </w:r>
+          </w:p>
+        </w:tc>
+      </w:tr>
+    </w:tbl>
+    <w:p>
+      <w:pPr>
+        <w:spacing w:after="40"/>
+      </w:pPr>
+    </w:p>
+    <w:p>
+      <w:pPr>
+        <w:pStyle w:val="Heading1"/>
+        <w:keepNext/>
+      </w:pPr>
+      <w:r>
+        <w:t>12. 结论</w:t>
+      </w:r>
+    </w:p>
+    <w:p>
+      <w:pPr>
+        <w:spacing w:before="0" w:after="160" w:line="320" w:lineRule="auto"/>
+        <w:jc w:val="both"/>
       </w:pPr>
       <w:r>
         <w:rPr>
@@ -3840,8 +5195,8 @@
     </w:p>
     <w:p>
       <w:pPr>
-        <w:spacing w:before="0" w:after="120" w:line="264" w:lineRule="auto"/>
-        <w:jc w:val="left"/>
+        <w:spacing w:before="0" w:after="160" w:line="320" w:lineRule="auto"/>
+        <w:jc w:val="both"/>
       </w:pPr>
       <w:r>
         <w:rPr>
@@ -3858,7 +5213,7 @@
         <w:keepNext/>
       </w:pPr>
       <w:r>
-        <w:t>附录 A：关键代码路径</w:t>
+        <w:t>附录 A：关键代码路径与兼容边界</w:t>
       </w:r>
     </w:p>
     <w:tbl>
@@ -4611,6 +5966,86 @@
           </w:p>
         </w:tc>
       </w:tr>
+      <w:tr>
+        <w:tc>
+          <w:tcPr>
+            <w:tcW w:type="dxa" w:w="2200"/>
+            <w:tcMar>
+              <w:top w:w="80" w:type="dxa"/>
+              <w:start w:w="120" w:type="dxa"/>
+              <w:bottom w:w="80" w:type="dxa"/>
+              <w:end w:w="120" w:type="dxa"/>
+            </w:tcMar>
+            <w:vAlign w:val="center"/>
+          </w:tcPr>
+          <w:p>
+            <w:pPr>
+              <w:spacing w:after="0" w:line="259" w:lineRule="auto"/>
+              <w:jc w:val="center"/>
+            </w:pPr>
+            <w:r>
+              <w:rPr>
+                <w:rFonts w:ascii="Calibri" w:hAnsi="Calibri" w:eastAsia="Microsoft YaHei"/>
+                <w:color w:val="231942"/>
+                <w:sz w:val="17"/>
+              </w:rPr>
+              <w:t>兼容配置</w:t>
+            </w:r>
+          </w:p>
+        </w:tc>
+        <w:tc>
+          <w:tcPr>
+            <w:tcW w:type="dxa" w:w="3500"/>
+            <w:tcMar>
+              <w:top w:w="80" w:type="dxa"/>
+              <w:start w:w="120" w:type="dxa"/>
+              <w:bottom w:w="80" w:type="dxa"/>
+              <w:end w:w="120" w:type="dxa"/>
+            </w:tcMar>
+            <w:vAlign w:val="center"/>
+          </w:tcPr>
+          <w:p>
+            <w:pPr>
+              <w:spacing w:after="0" w:line="259" w:lineRule="auto"/>
+              <w:jc w:val="left"/>
+            </w:pPr>
+            <w:r>
+              <w:rPr>
+                <w:rFonts w:ascii="Calibri" w:hAnsi="Calibri" w:eastAsia="Microsoft YaHei"/>
+                <w:color w:val="231942"/>
+                <w:sz w:val="17"/>
+              </w:rPr>
+              <w:t>DITING_* / diting.db / diting.log</w:t>
+            </w:r>
+          </w:p>
+        </w:tc>
+        <w:tc>
+          <w:tcPr>
+            <w:tcW w:type="dxa" w:w="3660"/>
+            <w:tcMar>
+              <w:top w:w="80" w:type="dxa"/>
+              <w:start w:w="120" w:type="dxa"/>
+              <w:bottom w:w="80" w:type="dxa"/>
+              <w:end w:w="120" w:type="dxa"/>
+            </w:tcMar>
+            <w:vAlign w:val="center"/>
+          </w:tcPr>
+          <w:p>
+            <w:pPr>
+              <w:spacing w:after="0" w:line="259" w:lineRule="auto"/>
+              <w:jc w:val="left"/>
+            </w:pPr>
+            <w:r>
+              <w:rPr>
+                <w:rFonts w:ascii="Calibri" w:hAnsi="Calibri" w:eastAsia="Microsoft YaHei"/>
+                <w:color w:val="231942"/>
+                <w:sz w:val="17"/>
+              </w:rPr>
+              <w:t>保留旧部署与数据可读性</w:t>
+            </w:r>
+          </w:p>
+        </w:tc>
+      </w:tr>
     </w:tbl>
     <w:p>
       <w:pPr>
@@ -4673,7 +6108,7 @@
         <w:color w:val="6B6880"/>
         <w:sz w:val="17"/>
       </w:rPr>
-      <w:t>会悟 Smart Meeting Speech Cognitive System  |  实验报告</w:t>
+      <w:t>会悟  |  智能会议语音认知系统实验报告</w:t>
     </w:r>
   </w:p>
 </w:hdr>
@@ -4888,10 +6323,10 @@
       <w:suff w:val="tab"/>
       <w:pPr>
         <w:tabs>
-          <w:tab w:val="num" w:pos="720"/>
+          <w:tab w:val="num" w:pos="540"/>
         </w:tabs>
-        <w:ind w:left="720" w:hanging="360"/>
-        <w:spacing w:after="160" w:line="280" w:lineRule="auto"/>
+        <w:ind w:left="540" w:hanging="279"/>
+        <w:spacing w:after="80" w:line="290" w:lineRule="auto"/>
       </w:pPr>
       <w:rPr>
         <w:rFonts w:ascii="Arial" w:hAnsi="Arial"/>
@@ -4910,10 +6345,10 @@
       <w:suff w:val="tab"/>
       <w:pPr>
         <w:tabs>
-          <w:tab w:val="num" w:pos="720"/>
+          <w:tab w:val="num" w:pos="540"/>
         </w:tabs>
-        <w:ind w:left="720" w:hanging="360"/>
-        <w:spacing w:after="160" w:line="280" w:lineRule="auto"/>
+        <w:ind w:left="540" w:hanging="279"/>
+        <w:spacing w:after="80" w:line="290" w:lineRule="auto"/>
       </w:pPr>
     </w:lvl>
   </w:abstractNum>
@@ -5084,7 +6519,8 @@
     <w:qFormat/>
     <w:rsid w:val="00FC693F"/>
     <w:pPr>
-      <w:spacing w:before="0" w:after="120" w:line="264" w:lineRule="auto"/>
+      <w:spacing w:before="0" w:after="160" w:line="320" w:lineRule="auto"/>
+      <w:jc w:val="both"/>
     </w:pPr>
     <w:rPr>
       <w:rFonts w:ascii="Calibri" w:hAnsi="Calibri" w:eastAsia="Microsoft YaHei"/>
@@ -5147,7 +6583,7 @@
     <w:pPr>
       <w:keepNext/>
       <w:keepLines/>
-      <w:spacing w:before="320" w:after="160"/>
+      <w:spacing w:before="360" w:after="200"/>
       <w:outlineLvl w:val="0"/>
     </w:pPr>
     <w:rPr>

--- a/docs/会悟智能会议语音认知系统实验报告.docx
+++ b/docs/会悟智能会议语音认知系统实验报告.docx
@@ -423,7 +423,7 @@
                 <w:color w:val="231942"/>
                 <w:sz w:val="21"/>
               </w:rPr>
-              <w:t>“会悟”是正式产品名，寓意不仅记录会议，更理解会议。仓库中的 DITING_*、diting.db、diting.log 和 DiTing* 等仅为历史兼容标识，用于保护已有配置与数据。</w:t>
+              <w:t>“会悟”是正式产品名，寓意不仅记录会议，更理解会议。DITING_*、diting.db 和 diting.log 仅作为外部兼容契约保留；前端运行时对象、Worklet 与内部线程等已统一改用 HuiWu / huiwu。</w:t>
             </w:r>
           </w:p>
         </w:tc>
